--- a/FinNex.UI/Files/Word/Kredit/Kredit_muqavili_yeni.docx
+++ b/FinNex.UI/Files/Word/Kredit/Kredit_muqavili_yeni.docx
@@ -377,7 +377,7 @@
           <w:szCs w:val="24"/>
           <w:lang w:val="az-Latn-AZ"/>
         </w:rPr>
-        <w:t>{k_olke}</w:t>
+        <w:t>{k_kimlik}</w:t>
       </w:r>
       <w:r>
         <w:rPr>
@@ -386,7 +386,7 @@
           <w:szCs w:val="24"/>
           <w:lang w:val="az-Latn-AZ"/>
         </w:rPr>
-        <w:t>nın</w:t>
+        <w:t/>
       </w:r>
       <w:r>
         <w:rPr>
@@ -395,7 +395,7 @@
           <w:szCs w:val="24"/>
           <w:lang w:val="az-Latn-AZ"/>
         </w:rPr>
-        <w:t xml:space="preserve"> </w:t>
+        <w:t xml:space="preserve"/>
       </w:r>
       <w:r>
         <w:rPr>
@@ -403,7 +403,7 @@
           <w:szCs w:val="24"/>
           <w:lang w:val="az-Latn-AZ"/>
         </w:rPr>
-        <w:t xml:space="preserve">vətəndaşı </w:t>
+        <w:t xml:space="preserve"/>
       </w:r>
       <w:r>
         <w:rPr>
@@ -412,7 +412,7 @@
           <w:szCs w:val="24"/>
           <w:lang w:val="az-Latn-AZ"/>
         </w:rPr>
-        <w:t>{k_saa}</w:t>
+        <w:t/>
       </w:r>
       <w:r>
         <w:rPr>
@@ -420,7 +420,7 @@
           <w:szCs w:val="24"/>
           <w:lang w:val="az-Latn-AZ"/>
         </w:rPr>
-        <w:t xml:space="preserve"> </w:t>
+        <w:t xml:space="preserve"/>
       </w:r>
       <w:r>
         <w:rPr>
@@ -428,7 +428,7 @@
           <w:szCs w:val="24"/>
           <w:lang w:val="az-Latn-AZ"/>
         </w:rPr>
-        <w:t xml:space="preserve">(vəsiqə </w:t>
+        <w:t xml:space="preserve"/>
       </w:r>
       <w:r>
         <w:rPr>
@@ -436,7 +436,7 @@
           <w:szCs w:val="24"/>
           <w:lang w:val="az-Latn-AZ"/>
         </w:rPr>
-        <w:t>məlumatı</w:t>
+        <w:t/>
       </w:r>
       <w:r>
         <w:rPr>
@@ -444,7 +444,7 @@
           <w:szCs w:val="24"/>
           <w:lang w:val="az-Latn-AZ"/>
         </w:rPr>
-        <w:t>:</w:t>
+        <w:t/>
       </w:r>
       <w:r>
         <w:rPr>
@@ -452,7 +452,7 @@
           <w:szCs w:val="24"/>
           <w:lang w:val="az-Latn-AZ"/>
         </w:rPr>
-        <w:t xml:space="preserve"> </w:t>
+        <w:t xml:space="preserve"/>
       </w:r>
       <w:r>
         <w:rPr>
@@ -461,7 +461,7 @@
           <w:szCs w:val="24"/>
           <w:lang w:val="az-Latn-AZ"/>
         </w:rPr>
-        <w:t>{k_ves}</w:t>
+        <w:t/>
       </w:r>
       <w:r>
         <w:rPr>
@@ -469,7 +469,7 @@
           <w:szCs w:val="24"/>
           <w:lang w:val="az-Latn-AZ"/>
         </w:rPr>
-        <w:t>)</w:t>
+        <w:t/>
       </w:r>
       <w:r>
         <w:rPr>
